--- a/Clavel_Lazarre_VP_Operations_Resume.docx
+++ b/Clavel_Lazarre_VP_Operations_Resume.docx
@@ -57,7 +57,7 @@
           <w:color w:val="555555"/>
           <w:sz w:val="18"/>
         </w:rPr>
-        <w:t xml:space="preserve">Brooklyn, NY  |  347-607-8164  |  lazarreclavel@gmail.com</w:t>
+        <w:t xml:space="preserve">Brooklyn, NY  |  347-607-8164  |  lazarreclavel3@gmail.com</w:t>
       </w:r>
     </w:p>
     <w:p>
